--- a/docs/Meheruns_stuff/WEEK 6.docx
+++ b/docs/Meheruns_stuff/WEEK 6.docx
@@ -19,6 +19,24 @@
       <w:pPr>
         <w:rPr>
           <w:rFonts w:ascii="Calibri" w:hAnsi="Calibri" w:cs="Calibri"/>
+        </w:rPr>
+      </w:pPr>
+      <w:hyperlink r:id="rId5" w:anchor="t=html%2Fcasestudy_material%2Fcs_m_tableleg.htm" w:history="1">
+        <w:hyperlink r:id="rId6" w:anchor="t=html%2Fcasestudy_material%2Fcs_m_tableleg.htm" w:history="1">
+          <w:r>
+            <w:rPr>
+              <w:rStyle w:val="Hyperlink"/>
+              <w:rFonts w:ascii="Calibri" w:hAnsi="Calibri" w:cs="Calibri"/>
+            </w:rPr>
+            <w:t>Learn Online</w:t>
+          </w:r>
+        </w:hyperlink>
+      </w:hyperlink>
+    </w:p>
+    <w:p>
+      <w:pPr>
+        <w:rPr>
+          <w:rFonts w:ascii="Calibri" w:hAnsi="Calibri" w:cs="Calibri"/>
           <w:b/>
           <w:bCs/>
         </w:rPr>
@@ -571,7 +589,6 @@
           <w:rFonts w:ascii="Calibri" w:hAnsi="Calibri" w:cs="Calibri"/>
           <w:noProof/>
         </w:rPr>
-        <w:lastRenderedPageBreak/>
         <w:drawing>
           <wp:anchor distT="0" distB="0" distL="114300" distR="114300" simplePos="0" relativeHeight="251658240" behindDoc="0" locked="0" layoutInCell="1" allowOverlap="1" wp14:anchorId="19B5DC24" wp14:editId="42D50D8E">
             <wp:simplePos x="0" y="0"/>
@@ -604,7 +621,7 @@
                     <pic:cNvPicPr/>
                   </pic:nvPicPr>
                   <pic:blipFill>
-                    <a:blip r:embed="rId5">
+                    <a:blip r:embed="rId7">
                       <a:extLst>
                         <a:ext uri="{28A0092B-C50C-407E-A947-70E740481C1C}">
                           <a14:useLocalDpi xmlns:a14="http://schemas.microsoft.com/office/drawing/2010/main" val="0"/>
@@ -1285,6 +1302,7 @@
         <w:rPr>
           <w:rFonts w:ascii="Calibri" w:hAnsi="Calibri" w:cs="Calibri"/>
         </w:rPr>
+        <w:lastRenderedPageBreak/>
         <w:t xml:space="preserve">Moisture-cured and often used in </w:t>
       </w:r>
       <w:r>
@@ -1316,7 +1334,6 @@
           <w:b/>
           <w:bCs/>
         </w:rPr>
-        <w:lastRenderedPageBreak/>
         <w:t>4. Silicone</w:t>
       </w:r>
     </w:p>
@@ -2058,6 +2075,7 @@
         <w:rPr>
           <w:rFonts w:ascii="Calibri" w:hAnsi="Calibri" w:cs="Calibri"/>
         </w:rPr>
+        <w:lastRenderedPageBreak/>
         <w:t xml:space="preserve">Cures (hardens) when exposed to </w:t>
       </w:r>
       <w:r>
@@ -2089,7 +2107,6 @@
         <w:rPr>
           <w:rFonts w:ascii="Calibri" w:hAnsi="Calibri" w:cs="Calibri"/>
         </w:rPr>
-        <w:lastRenderedPageBreak/>
         <w:t xml:space="preserve">Used in </w:t>
       </w:r>
       <w:r>
@@ -2686,8 +2703,16 @@
               <w:rPr>
                 <w:rFonts w:ascii="Calibri" w:hAnsi="Calibri" w:cs="Calibri"/>
               </w:rPr>
-              <w:t>Flexible, high-temp</w:t>
-            </w:r>
+              <w:t xml:space="preserve">Flexible, </w:t>
+            </w:r>
+            <w:proofErr w:type="gramStart"/>
+            <w:r>
+              <w:rPr>
+                <w:rFonts w:ascii="Calibri" w:hAnsi="Calibri" w:cs="Calibri"/>
+              </w:rPr>
+              <w:t>high-temp</w:t>
+            </w:r>
+            <w:proofErr w:type="gramEnd"/>
           </w:p>
         </w:tc>
       </w:tr>
@@ -3704,7 +3729,7 @@
           <w:rFonts w:ascii="Calibri" w:hAnsi="Calibri" w:cs="Calibri"/>
         </w:rPr>
         <w:pict w14:anchorId="2B548760">
-          <v:rect id="_x0000_i1227" style="width:0;height:1.5pt" o:hralign="center" o:hrstd="t" o:hr="t" fillcolor="#a0a0a0" stroked="f"/>
+          <v:rect id="_x0000_i1027" style="width:0;height:1.5pt" o:hralign="center" o:hrstd="t" o:hr="t" fillcolor="#a0a0a0" stroked="f"/>
         </w:pict>
       </w:r>
     </w:p>
@@ -3836,7 +3861,7 @@
           <w:rFonts w:ascii="Calibri" w:hAnsi="Calibri" w:cs="Calibri"/>
         </w:rPr>
         <w:pict w14:anchorId="64DA2E29">
-          <v:rect id="_x0000_i1228" style="width:0;height:1.5pt" o:hralign="center" o:hrstd="t" o:hr="t" fillcolor="#a0a0a0" stroked="f"/>
+          <v:rect id="_x0000_i1028" style="width:0;height:1.5pt" o:hralign="center" o:hrstd="t" o:hr="t" fillcolor="#a0a0a0" stroked="f"/>
         </w:pict>
       </w:r>
     </w:p>
@@ -3968,7 +3993,7 @@
           <w:rFonts w:ascii="Calibri" w:hAnsi="Calibri" w:cs="Calibri"/>
         </w:rPr>
         <w:pict w14:anchorId="2129D541">
-          <v:rect id="_x0000_i1229" style="width:0;height:1.5pt" o:hralign="center" o:hrstd="t" o:hr="t" fillcolor="#a0a0a0" stroked="f"/>
+          <v:rect id="_x0000_i1029" style="width:0;height:1.5pt" o:hralign="center" o:hrstd="t" o:hr="t" fillcolor="#a0a0a0" stroked="f"/>
         </w:pict>
       </w:r>
     </w:p>
@@ -3986,6 +4011,7 @@
           <w:b/>
           <w:bCs/>
         </w:rPr>
+        <w:lastRenderedPageBreak/>
         <w:t>4. PVA (Polyvinyl Acetate)</w:t>
       </w:r>
     </w:p>
@@ -4005,7 +4031,6 @@
           <w:b/>
           <w:bCs/>
         </w:rPr>
-        <w:lastRenderedPageBreak/>
         <w:t>Requirements</w:t>
       </w:r>
       <w:r>
@@ -4101,7 +4126,7 @@
           <w:rFonts w:ascii="Calibri" w:hAnsi="Calibri" w:cs="Calibri"/>
         </w:rPr>
         <w:pict w14:anchorId="5CE6E9D7">
-          <v:rect id="_x0000_i1230" style="width:0;height:1.5pt" o:hralign="center" o:hrstd="t" o:hr="t" fillcolor="#a0a0a0" stroked="f"/>
+          <v:rect id="_x0000_i1030" style="width:0;height:1.5pt" o:hralign="center" o:hrstd="t" o:hr="t" fillcolor="#a0a0a0" stroked="f"/>
         </w:pict>
       </w:r>
     </w:p>
@@ -4169,7 +4194,21 @@
         <w:rPr>
           <w:rFonts w:ascii="Calibri" w:hAnsi="Calibri" w:cs="Calibri"/>
         </w:rPr>
-        <w:t>: Flexible, fuel-resistant.</w:t>
+        <w:t xml:space="preserve">: Flexible, </w:t>
+      </w:r>
+      <w:proofErr w:type="gramStart"/>
+      <w:r>
+        <w:rPr>
+          <w:rFonts w:ascii="Calibri" w:hAnsi="Calibri" w:cs="Calibri"/>
+        </w:rPr>
+        <w:t>fuel-resistant</w:t>
+      </w:r>
+      <w:proofErr w:type="gramEnd"/>
+      <w:r>
+        <w:rPr>
+          <w:rFonts w:ascii="Calibri" w:hAnsi="Calibri" w:cs="Calibri"/>
+        </w:rPr>
+        <w:t>.</w:t>
       </w:r>
     </w:p>
     <w:p>
@@ -4233,7 +4272,7 @@
           <w:rFonts w:ascii="Calibri" w:hAnsi="Calibri" w:cs="Calibri"/>
         </w:rPr>
         <w:pict w14:anchorId="21A5C508">
-          <v:rect id="_x0000_i1231" style="width:0;height:1.5pt" o:hralign="center" o:hrstd="t" o:hr="t" fillcolor="#a0a0a0" stroked="f"/>
+          <v:rect id="_x0000_i1031" style="width:0;height:1.5pt" o:hralign="center" o:hrstd="t" o:hr="t" fillcolor="#a0a0a0" stroked="f"/>
         </w:pict>
       </w:r>
     </w:p>
@@ -4365,7 +4404,7 @@
           <w:rFonts w:ascii="Calibri" w:hAnsi="Calibri" w:cs="Calibri"/>
         </w:rPr>
         <w:pict w14:anchorId="6F849B45">
-          <v:rect id="_x0000_i1232" style="width:0;height:1.5pt" o:hralign="center" o:hrstd="t" o:hr="t" fillcolor="#a0a0a0" stroked="f"/>
+          <v:rect id="_x0000_i1032" style="width:0;height:1.5pt" o:hralign="center" o:hrstd="t" o:hr="t" fillcolor="#a0a0a0" stroked="f"/>
         </w:pict>
       </w:r>
     </w:p>
@@ -4497,7 +4536,7 @@
           <w:rFonts w:ascii="Calibri" w:hAnsi="Calibri" w:cs="Calibri"/>
         </w:rPr>
         <w:pict w14:anchorId="4D459E53">
-          <v:rect id="_x0000_i1233" style="width:0;height:1.5pt" o:hralign="center" o:hrstd="t" o:hr="t" fillcolor="#a0a0a0" stroked="f"/>
+          <v:rect id="_x0000_i1033" style="width:0;height:1.5pt" o:hralign="center" o:hrstd="t" o:hr="t" fillcolor="#a0a0a0" stroked="f"/>
         </w:pict>
       </w:r>
     </w:p>
@@ -4565,7 +4604,21 @@
         <w:rPr>
           <w:rFonts w:ascii="Calibri" w:hAnsi="Calibri" w:cs="Calibri"/>
         </w:rPr>
-        <w:t>: Cures between metal parts (threadlockers, flange sealants).</w:t>
+        <w:t>: Cures between metal parts (</w:t>
+      </w:r>
+      <w:proofErr w:type="spellStart"/>
+      <w:r>
+        <w:rPr>
+          <w:rFonts w:ascii="Calibri" w:hAnsi="Calibri" w:cs="Calibri"/>
+        </w:rPr>
+        <w:t>threadlockers</w:t>
+      </w:r>
+      <w:proofErr w:type="spellEnd"/>
+      <w:r>
+        <w:rPr>
+          <w:rFonts w:ascii="Calibri" w:hAnsi="Calibri" w:cs="Calibri"/>
+        </w:rPr>
+        <w:t>, flange sealants).</w:t>
       </w:r>
     </w:p>
     <w:p>
@@ -4629,7 +4682,7 @@
           <w:rFonts w:ascii="Calibri" w:hAnsi="Calibri" w:cs="Calibri"/>
         </w:rPr>
         <w:pict w14:anchorId="02D7C487">
-          <v:rect id="_x0000_i1234" style="width:0;height:1.5pt" o:hralign="center" o:hrstd="t" o:hr="t" fillcolor="#a0a0a0" stroked="f"/>
+          <v:rect id="_x0000_i1034" style="width:0;height:1.5pt" o:hralign="center" o:hrstd="t" o:hr="t" fillcolor="#a0a0a0" stroked="f"/>
         </w:pict>
       </w:r>
     </w:p>
@@ -4741,6 +4794,7 @@
           <w:b/>
           <w:bCs/>
         </w:rPr>
+        <w:lastRenderedPageBreak/>
         <w:t>Surface prep</w:t>
       </w:r>
       <w:r>
@@ -4760,9 +4814,8 @@
         <w:rPr>
           <w:rFonts w:ascii="Calibri" w:hAnsi="Calibri" w:cs="Calibri"/>
         </w:rPr>
-        <w:lastRenderedPageBreak/>
         <w:pict w14:anchorId="2A9B1183">
-          <v:rect id="_x0000_i1235" style="width:0;height:1.5pt" o:hralign="center" o:hrstd="t" o:hr="t" fillcolor="#a0a0a0" stroked="f"/>
+          <v:rect id="_x0000_i1035" style="width:0;height:1.5pt" o:hralign="center" o:hrstd="t" o:hr="t" fillcolor="#a0a0a0" stroked="f"/>
         </w:pict>
       </w:r>
     </w:p>
@@ -4894,7 +4947,7 @@
           <w:rFonts w:ascii="Calibri" w:hAnsi="Calibri" w:cs="Calibri"/>
         </w:rPr>
         <w:pict w14:anchorId="19FB975A">
-          <v:rect id="_x0000_i1236" style="width:0;height:1.5pt" o:hralign="center" o:hrstd="t" o:hr="t" fillcolor="#a0a0a0" stroked="f"/>
+          <v:rect id="_x0000_i1036" style="width:0;height:1.5pt" o:hralign="center" o:hrstd="t" o:hr="t" fillcolor="#a0a0a0" stroked="f"/>
         </w:pict>
       </w:r>
     </w:p>
@@ -5026,7 +5079,7 @@
           <w:rFonts w:ascii="Calibri" w:hAnsi="Calibri" w:cs="Calibri"/>
         </w:rPr>
         <w:pict w14:anchorId="63EA0A1F">
-          <v:rect id="_x0000_i1237" style="width:0;height:1.5pt" o:hralign="center" o:hrstd="t" o:hr="t" fillcolor="#a0a0a0" stroked="f"/>
+          <v:rect id="_x0000_i1037" style="width:0;height:1.5pt" o:hralign="center" o:hrstd="t" o:hr="t" fillcolor="#a0a0a0" stroked="f"/>
         </w:pict>
       </w:r>
     </w:p>
@@ -5556,7 +5609,7 @@
           <w:rFonts w:ascii="Calibri" w:hAnsi="Calibri" w:cs="Calibri"/>
         </w:rPr>
         <w:pict w14:anchorId="720F9526">
-          <v:rect id="_x0000_i1027" style="width:0;height:1.5pt" o:hralign="center" o:hrstd="t" o:hr="t" fillcolor="#a0a0a0" stroked="f"/>
+          <v:rect id="_x0000_i1038" style="width:0;height:1.5pt" o:hralign="center" o:hrstd="t" o:hr="t" fillcolor="#a0a0a0" stroked="f"/>
         </w:pict>
       </w:r>
     </w:p>
@@ -5574,6 +5627,7 @@
           <w:b/>
           <w:bCs/>
         </w:rPr>
+        <w:lastRenderedPageBreak/>
         <w:t>Right Side: Stress Distribution Graphs</w:t>
       </w:r>
     </w:p>
@@ -5587,7 +5641,6 @@
         <w:rPr>
           <w:rFonts w:ascii="Calibri" w:hAnsi="Calibri" w:cs="Calibri"/>
         </w:rPr>
-        <w:lastRenderedPageBreak/>
         <w:t>These charts show how stress is spread across the bond area:</w:t>
       </w:r>
     </w:p>
@@ -5666,7 +5719,7 @@
           <w:rFonts w:ascii="Calibri" w:hAnsi="Calibri" w:cs="Calibri"/>
         </w:rPr>
         <w:pict w14:anchorId="5AD9D4CE">
-          <v:rect id="_x0000_i1028" style="width:0;height:1.5pt" o:hralign="center" o:hrstd="t" o:hr="t" fillcolor="#a0a0a0" stroked="f"/>
+          <v:rect id="_x0000_i1039" style="width:0;height:1.5pt" o:hralign="center" o:hrstd="t" o:hr="t" fillcolor="#a0a0a0" stroked="f"/>
         </w:pict>
       </w:r>
     </w:p>
@@ -5814,13 +5867,23 @@
           <w:rFonts w:ascii="Calibri" w:hAnsi="Calibri" w:cs="Calibri"/>
         </w:rPr>
       </w:pPr>
-      <w:r>
-        <w:rPr>
-          <w:rFonts w:ascii="Calibri" w:hAnsi="Calibri" w:cs="Calibri"/>
-          <w:b/>
-          <w:bCs/>
-        </w:rPr>
-        <w:t>Add flanges, fillets, or overlaps</w:t>
+      <w:proofErr w:type="gramStart"/>
+      <w:r>
+        <w:rPr>
+          <w:rFonts w:ascii="Calibri" w:hAnsi="Calibri" w:cs="Calibri"/>
+          <w:b/>
+          <w:bCs/>
+        </w:rPr>
+        <w:t>Add</w:t>
+      </w:r>
+      <w:proofErr w:type="gramEnd"/>
+      <w:r>
+        <w:rPr>
+          <w:rFonts w:ascii="Calibri" w:hAnsi="Calibri" w:cs="Calibri"/>
+          <w:b/>
+          <w:bCs/>
+        </w:rPr>
+        <w:t xml:space="preserve"> flanges, fillets, or overlaps</w:t>
       </w:r>
       <w:r>
         <w:rPr>
@@ -6341,7 +6404,21 @@
         <w:rPr>
           <w:rFonts w:ascii="Calibri" w:hAnsi="Calibri" w:cs="Calibri"/>
         </w:rPr>
-        <w:t>, where one part fits inside another.</w:t>
+        <w:t xml:space="preserve">, where </w:t>
+      </w:r>
+      <w:proofErr w:type="gramStart"/>
+      <w:r>
+        <w:rPr>
+          <w:rFonts w:ascii="Calibri" w:hAnsi="Calibri" w:cs="Calibri"/>
+        </w:rPr>
+        <w:t>one part</w:t>
+      </w:r>
+      <w:proofErr w:type="gramEnd"/>
+      <w:r>
+        <w:rPr>
+          <w:rFonts w:ascii="Calibri" w:hAnsi="Calibri" w:cs="Calibri"/>
+        </w:rPr>
+        <w:t xml:space="preserve"> fits inside another.</w:t>
       </w:r>
       <w:r>
         <w:rPr>
@@ -6494,6 +6571,7 @@
           <w:b/>
           <w:bCs/>
         </w:rPr>
+        <w:lastRenderedPageBreak/>
         <w:t>5. Tapered Insertion Joint</w:t>
       </w:r>
     </w:p>
@@ -6507,7 +6585,6 @@
         <w:rPr>
           <w:rFonts w:ascii="Segoe UI Emoji" w:hAnsi="Segoe UI Emoji" w:cs="Segoe UI Emoji"/>
         </w:rPr>
-        <w:lastRenderedPageBreak/>
         <w:t>🧩</w:t>
       </w:r>
       <w:r>
@@ -7304,6 +7381,7 @@
           <w:rFonts w:ascii="Calibri" w:hAnsi="Calibri" w:cs="Calibri"/>
         </w:rPr>
       </w:pPr>
+      <w:proofErr w:type="spellStart"/>
       <w:r>
         <w:rPr>
           <w:rFonts w:ascii="Calibri" w:hAnsi="Calibri" w:cs="Calibri"/>
@@ -7314,6 +7392,7 @@
         </w:rPr>
         <w:t>Threadsealing</w:t>
       </w:r>
+      <w:proofErr w:type="spellEnd"/>
     </w:p>
     <w:p>
       <w:pPr>
@@ -7528,6 +7607,7 @@
         <w:rPr>
           <w:rFonts w:ascii="Calibri" w:hAnsi="Calibri" w:cs="Calibri"/>
         </w:rPr>
+        <w:lastRenderedPageBreak/>
         <w:t>Prevent leaks,</w:t>
       </w:r>
     </w:p>
@@ -7545,7 +7625,6 @@
         <w:rPr>
           <w:rFonts w:ascii="Calibri" w:hAnsi="Calibri" w:cs="Calibri"/>
         </w:rPr>
-        <w:lastRenderedPageBreak/>
         <w:t>Lock threads in place to resist vibration loosening.</w:t>
       </w:r>
     </w:p>
@@ -7832,7 +7911,15 @@
           </w:tcPr>
           <w:p>
             <w:r>
-              <w:t>Power tool housings, circuit breakers, aerospace handles</w:t>
+              <w:t xml:space="preserve">Power tool </w:t>
+            </w:r>
+            <w:proofErr w:type="gramStart"/>
+            <w:r>
+              <w:t>housings</w:t>
+            </w:r>
+            <w:proofErr w:type="gramEnd"/>
+            <w:r>
+              <w:t>, circuit breakers, aerospace handles</w:t>
             </w:r>
           </w:p>
         </w:tc>
@@ -7919,8 +8006,21 @@
           </w:tcPr>
           <w:p>
             <w:r>
-              <w:t>Injection mould tools with cooling channels, die casting moulds</w:t>
-            </w:r>
+              <w:t xml:space="preserve">Injection </w:t>
+            </w:r>
+            <w:proofErr w:type="spellStart"/>
+            <w:r>
+              <w:t>mould</w:t>
+            </w:r>
+            <w:proofErr w:type="spellEnd"/>
+            <w:r>
+              <w:t xml:space="preserve"> tools with cooling channels, die casting </w:t>
+            </w:r>
+            <w:proofErr w:type="spellStart"/>
+            <w:r>
+              <w:t>moulds</w:t>
+            </w:r>
+            <w:proofErr w:type="spellEnd"/>
           </w:p>
         </w:tc>
       </w:tr>
@@ -8093,7 +8193,15 @@
           </w:tcPr>
           <w:p>
             <w:r>
-              <w:t>Casting moulds, automotive mock-ups</w:t>
+              <w:t xml:space="preserve">Casting </w:t>
+            </w:r>
+            <w:proofErr w:type="spellStart"/>
+            <w:r>
+              <w:t>moulds</w:t>
+            </w:r>
+            <w:proofErr w:type="spellEnd"/>
+            <w:r>
+              <w:t>, automotive mock-ups</w:t>
             </w:r>
           </w:p>
         </w:tc>
@@ -8390,7 +8498,11 @@
           </w:tcPr>
           <w:p>
             <w:r>
-              <w:t>Inkjet heads deposit tiny polymer droplets layer by layer.</w:t>
+              <w:t xml:space="preserve">Inkjet heads deposit tiny polymer </w:t>
+            </w:r>
+            <w:r>
+              <w:lastRenderedPageBreak/>
+              <w:t>droplets layer by layer.</w:t>
             </w:r>
           </w:p>
         </w:tc>
@@ -8407,7 +8519,12 @@
           </w:tcPr>
           <w:p>
             <w:r>
-              <w:t>Multiple jets deposit polymer like an inkjet printer</w:t>
+              <w:lastRenderedPageBreak/>
+              <w:t xml:space="preserve">Multiple jets deposit </w:t>
+            </w:r>
+            <w:r>
+              <w:lastRenderedPageBreak/>
+              <w:t>polymer like an inkjet printer</w:t>
             </w:r>
           </w:p>
         </w:tc>
@@ -8424,6 +8541,7 @@
           </w:tcPr>
           <w:p>
             <w:r>
+              <w:lastRenderedPageBreak/>
               <w:t>Thermoplastic polymer</w:t>
             </w:r>
           </w:p>
@@ -8442,6 +8560,1147 @@
           <w:p>
             <w:r>
               <w:t>Basic concept models and fast prints</w:t>
+            </w:r>
+          </w:p>
+        </w:tc>
+      </w:tr>
+    </w:tbl>
+    <w:p>
+      <w:pPr>
+        <w:rPr>
+          <w:rFonts w:ascii="Calibri" w:hAnsi="Calibri" w:cs="Calibri"/>
+        </w:rPr>
+      </w:pPr>
+    </w:p>
+    <w:tbl>
+      <w:tblPr>
+        <w:tblStyle w:val="GridTable5Dark-Accent4"/>
+        <w:tblW w:w="0" w:type="auto"/>
+        <w:tblLook w:val="04A0" w:firstRow="1" w:lastRow="0" w:firstColumn="1" w:lastColumn="0" w:noHBand="0" w:noVBand="1"/>
+      </w:tblPr>
+      <w:tblGrid>
+        <w:gridCol w:w="2217"/>
+        <w:gridCol w:w="2672"/>
+        <w:gridCol w:w="1972"/>
+        <w:gridCol w:w="1851"/>
+        <w:gridCol w:w="1744"/>
+      </w:tblGrid>
+      <w:tr>
+        <w:trPr>
+          <w:cnfStyle w:val="100000000000" w:firstRow="1" w:lastRow="0" w:firstColumn="0" w:lastColumn="0" w:oddVBand="0" w:evenVBand="0" w:oddHBand="0" w:evenHBand="0" w:firstRowFirstColumn="0" w:firstRowLastColumn="0" w:lastRowFirstColumn="0" w:lastRowLastColumn="0"/>
+        </w:trPr>
+        <w:tc>
+          <w:tcPr>
+            <w:cnfStyle w:val="001000000000" w:firstRow="0" w:lastRow="0" w:firstColumn="1" w:lastColumn="0" w:oddVBand="0" w:evenVBand="0" w:oddHBand="0" w:evenHBand="0" w:firstRowFirstColumn="0" w:firstRowLastColumn="0" w:lastRowFirstColumn="0" w:lastRowLastColumn="0"/>
+            <w:tcW w:w="0" w:type="auto"/>
+            <w:hideMark/>
+          </w:tcPr>
+          <w:p>
+            <w:pPr>
+              <w:spacing w:after="160" w:line="259" w:lineRule="auto"/>
+              <w:rPr>
+                <w:rFonts w:ascii="Calibri" w:hAnsi="Calibri" w:cs="Calibri"/>
+              </w:rPr>
+            </w:pPr>
+            <w:r>
+              <w:rPr>
+                <w:rFonts w:ascii="Calibri" w:hAnsi="Calibri" w:cs="Calibri"/>
+              </w:rPr>
+              <w:t>Process</w:t>
+            </w:r>
+          </w:p>
+        </w:tc>
+        <w:tc>
+          <w:tcPr>
+            <w:tcW w:w="0" w:type="auto"/>
+            <w:hideMark/>
+          </w:tcPr>
+          <w:p>
+            <w:pPr>
+              <w:spacing w:after="160" w:line="259" w:lineRule="auto"/>
+              <w:cnfStyle w:val="100000000000" w:firstRow="1" w:lastRow="0" w:firstColumn="0" w:lastColumn="0" w:oddVBand="0" w:evenVBand="0" w:oddHBand="0" w:evenHBand="0" w:firstRowFirstColumn="0" w:firstRowLastColumn="0" w:lastRowFirstColumn="0" w:lastRowLastColumn="0"/>
+              <w:rPr>
+                <w:rFonts w:ascii="Calibri" w:hAnsi="Calibri" w:cs="Calibri"/>
+              </w:rPr>
+            </w:pPr>
+            <w:r>
+              <w:rPr>
+                <w:rFonts w:ascii="Calibri" w:hAnsi="Calibri" w:cs="Calibri"/>
+              </w:rPr>
+              <w:t>Key Method</w:t>
+            </w:r>
+          </w:p>
+        </w:tc>
+        <w:tc>
+          <w:tcPr>
+            <w:tcW w:w="0" w:type="auto"/>
+            <w:hideMark/>
+          </w:tcPr>
+          <w:p>
+            <w:pPr>
+              <w:spacing w:after="160" w:line="259" w:lineRule="auto"/>
+              <w:cnfStyle w:val="100000000000" w:firstRow="1" w:lastRow="0" w:firstColumn="0" w:lastColumn="0" w:oddVBand="0" w:evenVBand="0" w:oddHBand="0" w:evenHBand="0" w:firstRowFirstColumn="0" w:firstRowLastColumn="0" w:lastRowFirstColumn="0" w:lastRowLastColumn="0"/>
+              <w:rPr>
+                <w:rFonts w:ascii="Calibri" w:hAnsi="Calibri" w:cs="Calibri"/>
+              </w:rPr>
+            </w:pPr>
+            <w:r>
+              <w:rPr>
+                <w:rFonts w:ascii="Calibri" w:hAnsi="Calibri" w:cs="Calibri"/>
+              </w:rPr>
+              <w:t>Materials Used</w:t>
+            </w:r>
+          </w:p>
+        </w:tc>
+        <w:tc>
+          <w:tcPr>
+            <w:tcW w:w="0" w:type="auto"/>
+            <w:hideMark/>
+          </w:tcPr>
+          <w:p>
+            <w:pPr>
+              <w:spacing w:after="160" w:line="259" w:lineRule="auto"/>
+              <w:cnfStyle w:val="100000000000" w:firstRow="1" w:lastRow="0" w:firstColumn="0" w:lastColumn="0" w:oddVBand="0" w:evenVBand="0" w:oddHBand="0" w:evenHBand="0" w:firstRowFirstColumn="0" w:firstRowLastColumn="0" w:lastRowFirstColumn="0" w:lastRowLastColumn="0"/>
+              <w:rPr>
+                <w:rFonts w:ascii="Calibri" w:hAnsi="Calibri" w:cs="Calibri"/>
+              </w:rPr>
+            </w:pPr>
+            <w:r>
+              <w:rPr>
+                <w:rFonts w:ascii="Calibri" w:hAnsi="Calibri" w:cs="Calibri"/>
+              </w:rPr>
+              <w:t>How to Distinguish It</w:t>
+            </w:r>
+          </w:p>
+        </w:tc>
+        <w:tc>
+          <w:tcPr>
+            <w:tcW w:w="0" w:type="auto"/>
+            <w:hideMark/>
+          </w:tcPr>
+          <w:p>
+            <w:pPr>
+              <w:spacing w:after="160" w:line="259" w:lineRule="auto"/>
+              <w:cnfStyle w:val="100000000000" w:firstRow="1" w:lastRow="0" w:firstColumn="0" w:lastColumn="0" w:oddVBand="0" w:evenVBand="0" w:oddHBand="0" w:evenHBand="0" w:firstRowFirstColumn="0" w:firstRowLastColumn="0" w:lastRowFirstColumn="0" w:lastRowLastColumn="0"/>
+              <w:rPr>
+                <w:rFonts w:ascii="Calibri" w:hAnsi="Calibri" w:cs="Calibri"/>
+              </w:rPr>
+            </w:pPr>
+            <w:r>
+              <w:rPr>
+                <w:rFonts w:ascii="Calibri" w:hAnsi="Calibri" w:cs="Calibri"/>
+              </w:rPr>
+              <w:t>Example Use</w:t>
+            </w:r>
+          </w:p>
+        </w:tc>
+      </w:tr>
+      <w:tr>
+        <w:trPr>
+          <w:cnfStyle w:val="000000100000" w:firstRow="0" w:lastRow="0" w:firstColumn="0" w:lastColumn="0" w:oddVBand="0" w:evenVBand="0" w:oddHBand="1" w:evenHBand="0" w:firstRowFirstColumn="0" w:firstRowLastColumn="0" w:lastRowFirstColumn="0" w:lastRowLastColumn="0"/>
+        </w:trPr>
+        <w:tc>
+          <w:tcPr>
+            <w:cnfStyle w:val="001000000000" w:firstRow="0" w:lastRow="0" w:firstColumn="1" w:lastColumn="0" w:oddVBand="0" w:evenVBand="0" w:oddHBand="0" w:evenHBand="0" w:firstRowFirstColumn="0" w:firstRowLastColumn="0" w:lastRowFirstColumn="0" w:lastRowLastColumn="0"/>
+            <w:tcW w:w="0" w:type="auto"/>
+            <w:hideMark/>
+          </w:tcPr>
+          <w:p>
+            <w:pPr>
+              <w:spacing w:after="160" w:line="259" w:lineRule="auto"/>
+              <w:rPr>
+                <w:rFonts w:ascii="Calibri" w:hAnsi="Calibri" w:cs="Calibri"/>
+              </w:rPr>
+            </w:pPr>
+            <w:r>
+              <w:rPr>
+                <w:rFonts w:ascii="Calibri" w:hAnsi="Calibri" w:cs="Calibri"/>
+              </w:rPr>
+              <w:t>SLS (Polymers)</w:t>
+            </w:r>
+          </w:p>
+        </w:tc>
+        <w:tc>
+          <w:tcPr>
+            <w:tcW w:w="0" w:type="auto"/>
+            <w:hideMark/>
+          </w:tcPr>
+          <w:p>
+            <w:pPr>
+              <w:spacing w:after="160" w:line="259" w:lineRule="auto"/>
+              <w:cnfStyle w:val="000000100000" w:firstRow="0" w:lastRow="0" w:firstColumn="0" w:lastColumn="0" w:oddVBand="0" w:evenVBand="0" w:oddHBand="1" w:evenHBand="0" w:firstRowFirstColumn="0" w:firstRowLastColumn="0" w:lastRowFirstColumn="0" w:lastRowLastColumn="0"/>
+              <w:rPr>
+                <w:rFonts w:ascii="Calibri" w:hAnsi="Calibri" w:cs="Calibri"/>
+              </w:rPr>
+            </w:pPr>
+            <w:r>
+              <w:rPr>
+                <w:rFonts w:ascii="Calibri" w:hAnsi="Calibri" w:cs="Calibri"/>
+              </w:rPr>
+              <w:t xml:space="preserve">Laser sintering of </w:t>
+            </w:r>
+            <w:r>
+              <w:rPr>
+                <w:rFonts w:ascii="Calibri" w:hAnsi="Calibri" w:cs="Calibri"/>
+                <w:b/>
+                <w:bCs/>
+              </w:rPr>
+              <w:t>polymer powders</w:t>
+            </w:r>
+            <w:r>
+              <w:rPr>
+                <w:rFonts w:ascii="Calibri" w:hAnsi="Calibri" w:cs="Calibri"/>
+              </w:rPr>
+              <w:t xml:space="preserve"> layer by layer</w:t>
+            </w:r>
+          </w:p>
+        </w:tc>
+        <w:tc>
+          <w:tcPr>
+            <w:tcW w:w="0" w:type="auto"/>
+            <w:hideMark/>
+          </w:tcPr>
+          <w:p>
+            <w:pPr>
+              <w:spacing w:after="160" w:line="259" w:lineRule="auto"/>
+              <w:cnfStyle w:val="000000100000" w:firstRow="0" w:lastRow="0" w:firstColumn="0" w:lastColumn="0" w:oddVBand="0" w:evenVBand="0" w:oddHBand="1" w:evenHBand="0" w:firstRowFirstColumn="0" w:firstRowLastColumn="0" w:lastRowFirstColumn="0" w:lastRowLastColumn="0"/>
+              <w:rPr>
+                <w:rFonts w:ascii="Calibri" w:hAnsi="Calibri" w:cs="Calibri"/>
+              </w:rPr>
+            </w:pPr>
+            <w:r>
+              <w:rPr>
+                <w:rFonts w:ascii="Calibri" w:hAnsi="Calibri" w:cs="Calibri"/>
+              </w:rPr>
+              <w:t>ABS, Nylon, Polycarbonate</w:t>
+            </w:r>
+          </w:p>
+        </w:tc>
+        <w:tc>
+          <w:tcPr>
+            <w:tcW w:w="0" w:type="auto"/>
+            <w:hideMark/>
+          </w:tcPr>
+          <w:p>
+            <w:pPr>
+              <w:spacing w:after="160" w:line="259" w:lineRule="auto"/>
+              <w:cnfStyle w:val="000000100000" w:firstRow="0" w:lastRow="0" w:firstColumn="0" w:lastColumn="0" w:oddVBand="0" w:evenVBand="0" w:oddHBand="1" w:evenHBand="0" w:firstRowFirstColumn="0" w:firstRowLastColumn="0" w:lastRowFirstColumn="0" w:lastRowLastColumn="0"/>
+              <w:rPr>
+                <w:rFonts w:ascii="Calibri" w:hAnsi="Calibri" w:cs="Calibri"/>
+              </w:rPr>
+            </w:pPr>
+            <w:r>
+              <w:rPr>
+                <w:rFonts w:ascii="Calibri" w:hAnsi="Calibri" w:cs="Calibri"/>
+              </w:rPr>
+              <w:t>Uses powder + laser, no support material needed. Fast and accurate.</w:t>
+            </w:r>
+          </w:p>
+        </w:tc>
+        <w:tc>
+          <w:tcPr>
+            <w:tcW w:w="0" w:type="auto"/>
+            <w:hideMark/>
+          </w:tcPr>
+          <w:p>
+            <w:pPr>
+              <w:spacing w:after="160" w:line="259" w:lineRule="auto"/>
+              <w:cnfStyle w:val="000000100000" w:firstRow="0" w:lastRow="0" w:firstColumn="0" w:lastColumn="0" w:oddVBand="0" w:evenVBand="0" w:oddHBand="1" w:evenHBand="0" w:firstRowFirstColumn="0" w:firstRowLastColumn="0" w:lastRowFirstColumn="0" w:lastRowLastColumn="0"/>
+              <w:rPr>
+                <w:rFonts w:ascii="Calibri" w:hAnsi="Calibri" w:cs="Calibri"/>
+              </w:rPr>
+            </w:pPr>
+            <w:r>
+              <w:rPr>
+                <w:rFonts w:ascii="Calibri" w:hAnsi="Calibri" w:cs="Calibri"/>
+              </w:rPr>
+              <w:t>Airframe parts, housings, spotlight parts</w:t>
+            </w:r>
+          </w:p>
+        </w:tc>
+      </w:tr>
+      <w:tr>
+        <w:tc>
+          <w:tcPr>
+            <w:cnfStyle w:val="001000000000" w:firstRow="0" w:lastRow="0" w:firstColumn="1" w:lastColumn="0" w:oddVBand="0" w:evenVBand="0" w:oddHBand="0" w:evenHBand="0" w:firstRowFirstColumn="0" w:firstRowLastColumn="0" w:lastRowFirstColumn="0" w:lastRowLastColumn="0"/>
+            <w:tcW w:w="0" w:type="auto"/>
+            <w:hideMark/>
+          </w:tcPr>
+          <w:p>
+            <w:pPr>
+              <w:spacing w:after="160" w:line="259" w:lineRule="auto"/>
+              <w:rPr>
+                <w:rFonts w:ascii="Calibri" w:hAnsi="Calibri" w:cs="Calibri"/>
+              </w:rPr>
+            </w:pPr>
+            <w:r>
+              <w:rPr>
+                <w:rFonts w:ascii="Calibri" w:hAnsi="Calibri" w:cs="Calibri"/>
+              </w:rPr>
+              <w:t>SLS (Metals)</w:t>
+            </w:r>
+          </w:p>
+        </w:tc>
+        <w:tc>
+          <w:tcPr>
+            <w:tcW w:w="0" w:type="auto"/>
+            <w:hideMark/>
+          </w:tcPr>
+          <w:p>
+            <w:pPr>
+              <w:spacing w:after="160" w:line="259" w:lineRule="auto"/>
+              <w:cnfStyle w:val="000000000000" w:firstRow="0" w:lastRow="0" w:firstColumn="0" w:lastColumn="0" w:oddVBand="0" w:evenVBand="0" w:oddHBand="0" w:evenHBand="0" w:firstRowFirstColumn="0" w:firstRowLastColumn="0" w:lastRowFirstColumn="0" w:lastRowLastColumn="0"/>
+              <w:rPr>
+                <w:rFonts w:ascii="Calibri" w:hAnsi="Calibri" w:cs="Calibri"/>
+              </w:rPr>
+            </w:pPr>
+            <w:r>
+              <w:rPr>
+                <w:rFonts w:ascii="Calibri" w:hAnsi="Calibri" w:cs="Calibri"/>
+              </w:rPr>
+              <w:t xml:space="preserve">Laser sintering of </w:t>
+            </w:r>
+            <w:r>
+              <w:rPr>
+                <w:rFonts w:ascii="Calibri" w:hAnsi="Calibri" w:cs="Calibri"/>
+                <w:b/>
+                <w:bCs/>
+              </w:rPr>
+              <w:t>metal powders</w:t>
+            </w:r>
+            <w:r>
+              <w:rPr>
+                <w:rFonts w:ascii="Calibri" w:hAnsi="Calibri" w:cs="Calibri"/>
+              </w:rPr>
+              <w:t xml:space="preserve"> + infiltrated with bronze</w:t>
+            </w:r>
+          </w:p>
+        </w:tc>
+        <w:tc>
+          <w:tcPr>
+            <w:tcW w:w="0" w:type="auto"/>
+            <w:hideMark/>
+          </w:tcPr>
+          <w:p>
+            <w:pPr>
+              <w:spacing w:after="160" w:line="259" w:lineRule="auto"/>
+              <w:cnfStyle w:val="000000000000" w:firstRow="0" w:lastRow="0" w:firstColumn="0" w:lastColumn="0" w:oddVBand="0" w:evenVBand="0" w:oddHBand="0" w:evenHBand="0" w:firstRowFirstColumn="0" w:firstRowLastColumn="0" w:lastRowFirstColumn="0" w:lastRowLastColumn="0"/>
+              <w:rPr>
+                <w:rFonts w:ascii="Calibri" w:hAnsi="Calibri" w:cs="Calibri"/>
+              </w:rPr>
+            </w:pPr>
+            <w:r>
+              <w:rPr>
+                <w:rFonts w:ascii="Calibri" w:hAnsi="Calibri" w:cs="Calibri"/>
+              </w:rPr>
+              <w:t>Stainless steel, Titanium</w:t>
+            </w:r>
+          </w:p>
+        </w:tc>
+        <w:tc>
+          <w:tcPr>
+            <w:tcW w:w="0" w:type="auto"/>
+            <w:hideMark/>
+          </w:tcPr>
+          <w:p>
+            <w:pPr>
+              <w:spacing w:after="160" w:line="259" w:lineRule="auto"/>
+              <w:cnfStyle w:val="000000000000" w:firstRow="0" w:lastRow="0" w:firstColumn="0" w:lastColumn="0" w:oddVBand="0" w:evenVBand="0" w:oddHBand="0" w:evenHBand="0" w:firstRowFirstColumn="0" w:firstRowLastColumn="0" w:lastRowFirstColumn="0" w:lastRowLastColumn="0"/>
+              <w:rPr>
+                <w:rFonts w:ascii="Calibri" w:hAnsi="Calibri" w:cs="Calibri"/>
+              </w:rPr>
+            </w:pPr>
+            <w:r>
+              <w:rPr>
+                <w:rFonts w:ascii="Calibri" w:hAnsi="Calibri" w:cs="Calibri"/>
+              </w:rPr>
+              <w:t>Same as polymer SLS but for metals. Post-infiltration with bronze.</w:t>
+            </w:r>
+          </w:p>
+        </w:tc>
+        <w:tc>
+          <w:tcPr>
+            <w:tcW w:w="0" w:type="auto"/>
+            <w:hideMark/>
+          </w:tcPr>
+          <w:p>
+            <w:pPr>
+              <w:spacing w:after="160" w:line="259" w:lineRule="auto"/>
+              <w:cnfStyle w:val="000000000000" w:firstRow="0" w:lastRow="0" w:firstColumn="0" w:lastColumn="0" w:oddVBand="0" w:evenVBand="0" w:oddHBand="0" w:evenHBand="0" w:firstRowFirstColumn="0" w:firstRowLastColumn="0" w:lastRowFirstColumn="0" w:lastRowLastColumn="0"/>
+              <w:rPr>
+                <w:rFonts w:ascii="Calibri" w:hAnsi="Calibri" w:cs="Calibri"/>
+              </w:rPr>
+            </w:pPr>
+            <w:r>
+              <w:rPr>
+                <w:rFonts w:ascii="Calibri" w:hAnsi="Calibri" w:cs="Calibri"/>
+              </w:rPr>
+              <w:t>Injection mould tools with cooling channels</w:t>
+            </w:r>
+          </w:p>
+        </w:tc>
+      </w:tr>
+      <w:tr>
+        <w:trPr>
+          <w:cnfStyle w:val="000000100000" w:firstRow="0" w:lastRow="0" w:firstColumn="0" w:lastColumn="0" w:oddVBand="0" w:evenVBand="0" w:oddHBand="1" w:evenHBand="0" w:firstRowFirstColumn="0" w:firstRowLastColumn="0" w:lastRowFirstColumn="0" w:lastRowLastColumn="0"/>
+        </w:trPr>
+        <w:tc>
+          <w:tcPr>
+            <w:cnfStyle w:val="001000000000" w:firstRow="0" w:lastRow="0" w:firstColumn="1" w:lastColumn="0" w:oddVBand="0" w:evenVBand="0" w:oddHBand="0" w:evenHBand="0" w:firstRowFirstColumn="0" w:firstRowLastColumn="0" w:lastRowFirstColumn="0" w:lastRowLastColumn="0"/>
+            <w:tcW w:w="0" w:type="auto"/>
+            <w:hideMark/>
+          </w:tcPr>
+          <w:p>
+            <w:pPr>
+              <w:spacing w:after="160" w:line="259" w:lineRule="auto"/>
+              <w:rPr>
+                <w:rFonts w:ascii="Calibri" w:hAnsi="Calibri" w:cs="Calibri"/>
+              </w:rPr>
+            </w:pPr>
+            <w:r>
+              <w:rPr>
+                <w:rFonts w:ascii="Calibri" w:hAnsi="Calibri" w:cs="Calibri"/>
+              </w:rPr>
+              <w:t>SLA (Stereolithography)</w:t>
+            </w:r>
+          </w:p>
+        </w:tc>
+        <w:tc>
+          <w:tcPr>
+            <w:tcW w:w="0" w:type="auto"/>
+            <w:hideMark/>
+          </w:tcPr>
+          <w:p>
+            <w:pPr>
+              <w:spacing w:after="160" w:line="259" w:lineRule="auto"/>
+              <w:cnfStyle w:val="000000100000" w:firstRow="0" w:lastRow="0" w:firstColumn="0" w:lastColumn="0" w:oddVBand="0" w:evenVBand="0" w:oddHBand="1" w:evenHBand="0" w:firstRowFirstColumn="0" w:firstRowLastColumn="0" w:lastRowFirstColumn="0" w:lastRowLastColumn="0"/>
+              <w:rPr>
+                <w:rFonts w:ascii="Calibri" w:hAnsi="Calibri" w:cs="Calibri"/>
+              </w:rPr>
+            </w:pPr>
+            <w:r>
+              <w:rPr>
+                <w:rFonts w:ascii="Calibri" w:hAnsi="Calibri" w:cs="Calibri"/>
+              </w:rPr>
+              <w:t xml:space="preserve">UV laser cures </w:t>
+            </w:r>
+            <w:r>
+              <w:rPr>
+                <w:rFonts w:ascii="Calibri" w:hAnsi="Calibri" w:cs="Calibri"/>
+                <w:b/>
+                <w:bCs/>
+              </w:rPr>
+              <w:t>liquid photopolymer</w:t>
+            </w:r>
+            <w:r>
+              <w:rPr>
+                <w:rFonts w:ascii="Calibri" w:hAnsi="Calibri" w:cs="Calibri"/>
+              </w:rPr>
+              <w:t xml:space="preserve"> layer by layer</w:t>
+            </w:r>
+          </w:p>
+        </w:tc>
+        <w:tc>
+          <w:tcPr>
+            <w:tcW w:w="0" w:type="auto"/>
+            <w:hideMark/>
+          </w:tcPr>
+          <w:p>
+            <w:pPr>
+              <w:spacing w:after="160" w:line="259" w:lineRule="auto"/>
+              <w:cnfStyle w:val="000000100000" w:firstRow="0" w:lastRow="0" w:firstColumn="0" w:lastColumn="0" w:oddVBand="0" w:evenVBand="0" w:oddHBand="1" w:evenHBand="0" w:firstRowFirstColumn="0" w:firstRowLastColumn="0" w:lastRowFirstColumn="0" w:lastRowLastColumn="0"/>
+              <w:rPr>
+                <w:rFonts w:ascii="Calibri" w:hAnsi="Calibri" w:cs="Calibri"/>
+              </w:rPr>
+            </w:pPr>
+            <w:r>
+              <w:rPr>
+                <w:rFonts w:ascii="Calibri" w:hAnsi="Calibri" w:cs="Calibri"/>
+              </w:rPr>
+              <w:t>Acrylates (photopolymers)</w:t>
+            </w:r>
+          </w:p>
+        </w:tc>
+        <w:tc>
+          <w:tcPr>
+            <w:tcW w:w="0" w:type="auto"/>
+            <w:hideMark/>
+          </w:tcPr>
+          <w:p>
+            <w:pPr>
+              <w:spacing w:after="160" w:line="259" w:lineRule="auto"/>
+              <w:cnfStyle w:val="000000100000" w:firstRow="0" w:lastRow="0" w:firstColumn="0" w:lastColumn="0" w:oddVBand="0" w:evenVBand="0" w:oddHBand="1" w:evenHBand="0" w:firstRowFirstColumn="0" w:firstRowLastColumn="0" w:lastRowFirstColumn="0" w:lastRowLastColumn="0"/>
+              <w:rPr>
+                <w:rFonts w:ascii="Calibri" w:hAnsi="Calibri" w:cs="Calibri"/>
+              </w:rPr>
+            </w:pPr>
+            <w:r>
+              <w:rPr>
+                <w:rFonts w:ascii="Calibri" w:hAnsi="Calibri" w:cs="Calibri"/>
+              </w:rPr>
+              <w:t xml:space="preserve">Liquid resin, not powder. Requires </w:t>
+            </w:r>
+            <w:r>
+              <w:rPr>
+                <w:rFonts w:ascii="Calibri" w:hAnsi="Calibri" w:cs="Calibri"/>
+                <w:b/>
+                <w:bCs/>
+              </w:rPr>
+              <w:t>post-curing</w:t>
+            </w:r>
+            <w:r>
+              <w:rPr>
+                <w:rFonts w:ascii="Calibri" w:hAnsi="Calibri" w:cs="Calibri"/>
+              </w:rPr>
+              <w:t>. Very smooth finish.</w:t>
+            </w:r>
+          </w:p>
+        </w:tc>
+        <w:tc>
+          <w:tcPr>
+            <w:tcW w:w="0" w:type="auto"/>
+            <w:hideMark/>
+          </w:tcPr>
+          <w:p>
+            <w:pPr>
+              <w:spacing w:after="160" w:line="259" w:lineRule="auto"/>
+              <w:cnfStyle w:val="000000100000" w:firstRow="0" w:lastRow="0" w:firstColumn="0" w:lastColumn="0" w:oddVBand="0" w:evenVBand="0" w:oddHBand="1" w:evenHBand="0" w:firstRowFirstColumn="0" w:firstRowLastColumn="0" w:lastRowFirstColumn="0" w:lastRowLastColumn="0"/>
+              <w:rPr>
+                <w:rFonts w:ascii="Calibri" w:hAnsi="Calibri" w:cs="Calibri"/>
+              </w:rPr>
+            </w:pPr>
+            <w:r>
+              <w:rPr>
+                <w:rFonts w:ascii="Calibri" w:hAnsi="Calibri" w:cs="Calibri"/>
+              </w:rPr>
+              <w:t>Bone implants, phone cases, EDM electrodes</w:t>
+            </w:r>
+          </w:p>
+        </w:tc>
+      </w:tr>
+      <w:tr>
+        <w:tc>
+          <w:tcPr>
+            <w:cnfStyle w:val="001000000000" w:firstRow="0" w:lastRow="0" w:firstColumn="1" w:lastColumn="0" w:oddVBand="0" w:evenVBand="0" w:oddHBand="0" w:evenHBand="0" w:firstRowFirstColumn="0" w:firstRowLastColumn="0" w:lastRowFirstColumn="0" w:lastRowLastColumn="0"/>
+            <w:tcW w:w="0" w:type="auto"/>
+            <w:hideMark/>
+          </w:tcPr>
+          <w:p>
+            <w:pPr>
+              <w:spacing w:after="160" w:line="259" w:lineRule="auto"/>
+              <w:rPr>
+                <w:rFonts w:ascii="Calibri" w:hAnsi="Calibri" w:cs="Calibri"/>
+              </w:rPr>
+            </w:pPr>
+            <w:r>
+              <w:rPr>
+                <w:rFonts w:ascii="Calibri" w:hAnsi="Calibri" w:cs="Calibri"/>
+              </w:rPr>
+              <w:t>LOM (Laminated Object Manufacturing)</w:t>
+            </w:r>
+          </w:p>
+        </w:tc>
+        <w:tc>
+          <w:tcPr>
+            <w:tcW w:w="0" w:type="auto"/>
+            <w:hideMark/>
+          </w:tcPr>
+          <w:p>
+            <w:pPr>
+              <w:spacing w:after="160" w:line="259" w:lineRule="auto"/>
+              <w:cnfStyle w:val="000000000000" w:firstRow="0" w:lastRow="0" w:firstColumn="0" w:lastColumn="0" w:oddVBand="0" w:evenVBand="0" w:oddHBand="0" w:evenHBand="0" w:firstRowFirstColumn="0" w:firstRowLastColumn="0" w:lastRowFirstColumn="0" w:lastRowLastColumn="0"/>
+              <w:rPr>
+                <w:rFonts w:ascii="Calibri" w:hAnsi="Calibri" w:cs="Calibri"/>
+              </w:rPr>
+            </w:pPr>
+            <w:r>
+              <w:rPr>
+                <w:rFonts w:ascii="Calibri" w:hAnsi="Calibri" w:cs="Calibri"/>
+              </w:rPr>
+              <w:t xml:space="preserve">Laser cuts and bonds </w:t>
+            </w:r>
+            <w:r>
+              <w:rPr>
+                <w:rFonts w:ascii="Calibri" w:hAnsi="Calibri" w:cs="Calibri"/>
+                <w:b/>
+                <w:bCs/>
+              </w:rPr>
+              <w:t>sheet layers</w:t>
+            </w:r>
+            <w:r>
+              <w:rPr>
+                <w:rFonts w:ascii="Calibri" w:hAnsi="Calibri" w:cs="Calibri"/>
+              </w:rPr>
+              <w:t xml:space="preserve"> (paper/polymer/metal)</w:t>
+            </w:r>
+          </w:p>
+        </w:tc>
+        <w:tc>
+          <w:tcPr>
+            <w:tcW w:w="0" w:type="auto"/>
+            <w:hideMark/>
+          </w:tcPr>
+          <w:p>
+            <w:pPr>
+              <w:spacing w:after="160" w:line="259" w:lineRule="auto"/>
+              <w:cnfStyle w:val="000000000000" w:firstRow="0" w:lastRow="0" w:firstColumn="0" w:lastColumn="0" w:oddVBand="0" w:evenVBand="0" w:oddHBand="0" w:evenHBand="0" w:firstRowFirstColumn="0" w:firstRowLastColumn="0" w:lastRowFirstColumn="0" w:lastRowLastColumn="0"/>
+              <w:rPr>
+                <w:rFonts w:ascii="Calibri" w:hAnsi="Calibri" w:cs="Calibri"/>
+              </w:rPr>
+            </w:pPr>
+            <w:r>
+              <w:rPr>
+                <w:rFonts w:ascii="Calibri" w:hAnsi="Calibri" w:cs="Calibri"/>
+              </w:rPr>
+              <w:t>Paper, polymer sheets, thin metal sheets</w:t>
+            </w:r>
+          </w:p>
+        </w:tc>
+        <w:tc>
+          <w:tcPr>
+            <w:tcW w:w="0" w:type="auto"/>
+            <w:hideMark/>
+          </w:tcPr>
+          <w:p>
+            <w:pPr>
+              <w:spacing w:after="160" w:line="259" w:lineRule="auto"/>
+              <w:cnfStyle w:val="000000000000" w:firstRow="0" w:lastRow="0" w:firstColumn="0" w:lastColumn="0" w:oddVBand="0" w:evenVBand="0" w:oddHBand="0" w:evenHBand="0" w:firstRowFirstColumn="0" w:firstRowLastColumn="0" w:lastRowFirstColumn="0" w:lastRowLastColumn="0"/>
+              <w:rPr>
+                <w:rFonts w:ascii="Calibri" w:hAnsi="Calibri" w:cs="Calibri"/>
+              </w:rPr>
+            </w:pPr>
+            <w:r>
+              <w:rPr>
+                <w:rFonts w:ascii="Calibri" w:hAnsi="Calibri" w:cs="Calibri"/>
+              </w:rPr>
+              <w:t>Feeds from a roll, then laser cuts each layer. Looks like lamination.</w:t>
+            </w:r>
+          </w:p>
+        </w:tc>
+        <w:tc>
+          <w:tcPr>
+            <w:tcW w:w="0" w:type="auto"/>
+            <w:hideMark/>
+          </w:tcPr>
+          <w:p>
+            <w:pPr>
+              <w:spacing w:after="160" w:line="259" w:lineRule="auto"/>
+              <w:cnfStyle w:val="000000000000" w:firstRow="0" w:lastRow="0" w:firstColumn="0" w:lastColumn="0" w:oddVBand="0" w:evenVBand="0" w:oddHBand="0" w:evenHBand="0" w:firstRowFirstColumn="0" w:firstRowLastColumn="0" w:lastRowFirstColumn="0" w:lastRowLastColumn="0"/>
+              <w:rPr>
+                <w:rFonts w:ascii="Calibri" w:hAnsi="Calibri" w:cs="Calibri"/>
+              </w:rPr>
+            </w:pPr>
+            <w:r>
+              <w:rPr>
+                <w:rFonts w:ascii="Calibri" w:hAnsi="Calibri" w:cs="Calibri"/>
+              </w:rPr>
+              <w:t>Visual models, casting patterns</w:t>
+            </w:r>
+          </w:p>
+        </w:tc>
+      </w:tr>
+      <w:tr>
+        <w:trPr>
+          <w:cnfStyle w:val="000000100000" w:firstRow="0" w:lastRow="0" w:firstColumn="0" w:lastColumn="0" w:oddVBand="0" w:evenVBand="0" w:oddHBand="1" w:evenHBand="0" w:firstRowFirstColumn="0" w:firstRowLastColumn="0" w:lastRowFirstColumn="0" w:lastRowLastColumn="0"/>
+        </w:trPr>
+        <w:tc>
+          <w:tcPr>
+            <w:cnfStyle w:val="001000000000" w:firstRow="0" w:lastRow="0" w:firstColumn="1" w:lastColumn="0" w:oddVBand="0" w:evenVBand="0" w:oddHBand="0" w:evenHBand="0" w:firstRowFirstColumn="0" w:firstRowLastColumn="0" w:lastRowFirstColumn="0" w:lastRowLastColumn="0"/>
+            <w:tcW w:w="0" w:type="auto"/>
+            <w:hideMark/>
+          </w:tcPr>
+          <w:p>
+            <w:pPr>
+              <w:spacing w:after="160" w:line="259" w:lineRule="auto"/>
+              <w:rPr>
+                <w:rFonts w:ascii="Calibri" w:hAnsi="Calibri" w:cs="Calibri"/>
+              </w:rPr>
+            </w:pPr>
+            <w:r>
+              <w:rPr>
+                <w:rFonts w:ascii="Calibri" w:hAnsi="Calibri" w:cs="Calibri"/>
+              </w:rPr>
+              <w:t>SGC (Solid Ground Curing)</w:t>
+            </w:r>
+          </w:p>
+        </w:tc>
+        <w:tc>
+          <w:tcPr>
+            <w:tcW w:w="0" w:type="auto"/>
+            <w:hideMark/>
+          </w:tcPr>
+          <w:p>
+            <w:pPr>
+              <w:spacing w:after="160" w:line="259" w:lineRule="auto"/>
+              <w:cnfStyle w:val="000000100000" w:firstRow="0" w:lastRow="0" w:firstColumn="0" w:lastColumn="0" w:oddVBand="0" w:evenVBand="0" w:oddHBand="1" w:evenHBand="0" w:firstRowFirstColumn="0" w:firstRowLastColumn="0" w:lastRowFirstColumn="0" w:lastRowLastColumn="0"/>
+              <w:rPr>
+                <w:rFonts w:ascii="Calibri" w:hAnsi="Calibri" w:cs="Calibri"/>
+              </w:rPr>
+            </w:pPr>
+            <w:r>
+              <w:rPr>
+                <w:rFonts w:ascii="Calibri" w:hAnsi="Calibri" w:cs="Calibri"/>
+              </w:rPr>
+              <w:t xml:space="preserve">UV light cures resin via a </w:t>
+            </w:r>
+            <w:r>
+              <w:rPr>
+                <w:rFonts w:ascii="Calibri" w:hAnsi="Calibri" w:cs="Calibri"/>
+                <w:b/>
+                <w:bCs/>
+              </w:rPr>
+              <w:t>photocopier-like mask</w:t>
+            </w:r>
+          </w:p>
+        </w:tc>
+        <w:tc>
+          <w:tcPr>
+            <w:tcW w:w="0" w:type="auto"/>
+            <w:hideMark/>
+          </w:tcPr>
+          <w:p>
+            <w:pPr>
+              <w:spacing w:after="160" w:line="259" w:lineRule="auto"/>
+              <w:cnfStyle w:val="000000100000" w:firstRow="0" w:lastRow="0" w:firstColumn="0" w:lastColumn="0" w:oddVBand="0" w:evenVBand="0" w:oddHBand="1" w:evenHBand="0" w:firstRowFirstColumn="0" w:firstRowLastColumn="0" w:lastRowFirstColumn="0" w:lastRowLastColumn="0"/>
+              <w:rPr>
+                <w:rFonts w:ascii="Calibri" w:hAnsi="Calibri" w:cs="Calibri"/>
+              </w:rPr>
+            </w:pPr>
+            <w:r>
+              <w:rPr>
+                <w:rFonts w:ascii="Calibri" w:hAnsi="Calibri" w:cs="Calibri"/>
+              </w:rPr>
+              <w:t>Photosensitive resin</w:t>
+            </w:r>
+          </w:p>
+        </w:tc>
+        <w:tc>
+          <w:tcPr>
+            <w:tcW w:w="0" w:type="auto"/>
+            <w:hideMark/>
+          </w:tcPr>
+          <w:p>
+            <w:pPr>
+              <w:spacing w:after="160" w:line="259" w:lineRule="auto"/>
+              <w:cnfStyle w:val="000000100000" w:firstRow="0" w:lastRow="0" w:firstColumn="0" w:lastColumn="0" w:oddVBand="0" w:evenVBand="0" w:oddHBand="1" w:evenHBand="0" w:firstRowFirstColumn="0" w:firstRowLastColumn="0" w:lastRowFirstColumn="0" w:lastRowLastColumn="0"/>
+              <w:rPr>
+                <w:rFonts w:ascii="Calibri" w:hAnsi="Calibri" w:cs="Calibri"/>
+              </w:rPr>
+            </w:pPr>
+            <w:r>
+              <w:rPr>
+                <w:rFonts w:ascii="Calibri" w:hAnsi="Calibri" w:cs="Calibri"/>
+              </w:rPr>
+              <w:t xml:space="preserve">Entire layer cured at once. </w:t>
+            </w:r>
+            <w:r>
+              <w:rPr>
+                <w:rFonts w:ascii="Calibri" w:hAnsi="Calibri" w:cs="Calibri"/>
+                <w:b/>
+                <w:bCs/>
+              </w:rPr>
+              <w:t>Wax</w:t>
+            </w:r>
+            <w:r>
+              <w:rPr>
+                <w:rFonts w:ascii="Calibri" w:hAnsi="Calibri" w:cs="Calibri"/>
+              </w:rPr>
+              <w:t xml:space="preserve"> supports applied and chilled.</w:t>
+            </w:r>
+          </w:p>
+        </w:tc>
+        <w:tc>
+          <w:tcPr>
+            <w:tcW w:w="0" w:type="auto"/>
+            <w:hideMark/>
+          </w:tcPr>
+          <w:p>
+            <w:pPr>
+              <w:spacing w:after="160" w:line="259" w:lineRule="auto"/>
+              <w:cnfStyle w:val="000000100000" w:firstRow="0" w:lastRow="0" w:firstColumn="0" w:lastColumn="0" w:oddVBand="0" w:evenVBand="0" w:oddHBand="1" w:evenHBand="0" w:firstRowFirstColumn="0" w:firstRowLastColumn="0" w:lastRowFirstColumn="0" w:lastRowLastColumn="0"/>
+              <w:rPr>
+                <w:rFonts w:ascii="Calibri" w:hAnsi="Calibri" w:cs="Calibri"/>
+              </w:rPr>
+            </w:pPr>
+            <w:r>
+              <w:rPr>
+                <w:rFonts w:ascii="Calibri" w:hAnsi="Calibri" w:cs="Calibri"/>
+              </w:rPr>
+              <w:t>Detailed electronic enclosures</w:t>
+            </w:r>
+          </w:p>
+        </w:tc>
+      </w:tr>
+      <w:tr>
+        <w:tc>
+          <w:tcPr>
+            <w:cnfStyle w:val="001000000000" w:firstRow="0" w:lastRow="0" w:firstColumn="1" w:lastColumn="0" w:oddVBand="0" w:evenVBand="0" w:oddHBand="0" w:evenHBand="0" w:firstRowFirstColumn="0" w:firstRowLastColumn="0" w:lastRowFirstColumn="0" w:lastRowLastColumn="0"/>
+            <w:tcW w:w="0" w:type="auto"/>
+            <w:hideMark/>
+          </w:tcPr>
+          <w:p>
+            <w:pPr>
+              <w:spacing w:after="160" w:line="259" w:lineRule="auto"/>
+              <w:rPr>
+                <w:rFonts w:ascii="Calibri" w:hAnsi="Calibri" w:cs="Calibri"/>
+              </w:rPr>
+            </w:pPr>
+            <w:r>
+              <w:rPr>
+                <w:rFonts w:ascii="Calibri" w:hAnsi="Calibri" w:cs="Calibri"/>
+              </w:rPr>
+              <w:t>FDM (Fused Deposition Modelling)</w:t>
+            </w:r>
+          </w:p>
+        </w:tc>
+        <w:tc>
+          <w:tcPr>
+            <w:tcW w:w="0" w:type="auto"/>
+            <w:hideMark/>
+          </w:tcPr>
+          <w:p>
+            <w:pPr>
+              <w:spacing w:after="160" w:line="259" w:lineRule="auto"/>
+              <w:cnfStyle w:val="000000000000" w:firstRow="0" w:lastRow="0" w:firstColumn="0" w:lastColumn="0" w:oddVBand="0" w:evenVBand="0" w:oddHBand="0" w:evenHBand="0" w:firstRowFirstColumn="0" w:firstRowLastColumn="0" w:lastRowFirstColumn="0" w:lastRowLastColumn="0"/>
+              <w:rPr>
+                <w:rFonts w:ascii="Calibri" w:hAnsi="Calibri" w:cs="Calibri"/>
+              </w:rPr>
+            </w:pPr>
+            <w:r>
+              <w:rPr>
+                <w:rFonts w:ascii="Calibri" w:hAnsi="Calibri" w:cs="Calibri"/>
+              </w:rPr>
+              <w:t xml:space="preserve">Heated nozzle extrudes </w:t>
+            </w:r>
+            <w:r>
+              <w:rPr>
+                <w:rFonts w:ascii="Calibri" w:hAnsi="Calibri" w:cs="Calibri"/>
+                <w:b/>
+                <w:bCs/>
+              </w:rPr>
+              <w:t>filament</w:t>
+            </w:r>
+            <w:r>
+              <w:rPr>
+                <w:rFonts w:ascii="Calibri" w:hAnsi="Calibri" w:cs="Calibri"/>
+              </w:rPr>
+              <w:t xml:space="preserve"> like a glue gun</w:t>
+            </w:r>
+          </w:p>
+        </w:tc>
+        <w:tc>
+          <w:tcPr>
+            <w:tcW w:w="0" w:type="auto"/>
+            <w:hideMark/>
+          </w:tcPr>
+          <w:p>
+            <w:pPr>
+              <w:spacing w:after="160" w:line="259" w:lineRule="auto"/>
+              <w:cnfStyle w:val="000000000000" w:firstRow="0" w:lastRow="0" w:firstColumn="0" w:lastColumn="0" w:oddVBand="0" w:evenVBand="0" w:oddHBand="0" w:evenHBand="0" w:firstRowFirstColumn="0" w:firstRowLastColumn="0" w:lastRowFirstColumn="0" w:lastRowLastColumn="0"/>
+              <w:rPr>
+                <w:rFonts w:ascii="Calibri" w:hAnsi="Calibri" w:cs="Calibri"/>
+              </w:rPr>
+            </w:pPr>
+            <w:r>
+              <w:rPr>
+                <w:rFonts w:ascii="Calibri" w:hAnsi="Calibri" w:cs="Calibri"/>
+              </w:rPr>
+              <w:t>ABS, Nylon, PLA</w:t>
+            </w:r>
+          </w:p>
+        </w:tc>
+        <w:tc>
+          <w:tcPr>
+            <w:tcW w:w="0" w:type="auto"/>
+            <w:hideMark/>
+          </w:tcPr>
+          <w:p>
+            <w:pPr>
+              <w:spacing w:after="160" w:line="259" w:lineRule="auto"/>
+              <w:cnfStyle w:val="000000000000" w:firstRow="0" w:lastRow="0" w:firstColumn="0" w:lastColumn="0" w:oddVBand="0" w:evenVBand="0" w:oddHBand="0" w:evenHBand="0" w:firstRowFirstColumn="0" w:firstRowLastColumn="0" w:lastRowFirstColumn="0" w:lastRowLastColumn="0"/>
+              <w:rPr>
+                <w:rFonts w:ascii="Calibri" w:hAnsi="Calibri" w:cs="Calibri"/>
+              </w:rPr>
+            </w:pPr>
+            <w:r>
+              <w:rPr>
+                <w:rFonts w:ascii="Calibri" w:hAnsi="Calibri" w:cs="Calibri"/>
+              </w:rPr>
+              <w:t>Most common home 3D printer. Heated nozzle + filament roll.</w:t>
+            </w:r>
+          </w:p>
+        </w:tc>
+        <w:tc>
+          <w:tcPr>
+            <w:tcW w:w="0" w:type="auto"/>
+            <w:hideMark/>
+          </w:tcPr>
+          <w:p>
+            <w:pPr>
+              <w:spacing w:after="160" w:line="259" w:lineRule="auto"/>
+              <w:cnfStyle w:val="000000000000" w:firstRow="0" w:lastRow="0" w:firstColumn="0" w:lastColumn="0" w:oddVBand="0" w:evenVBand="0" w:oddHBand="0" w:evenHBand="0" w:firstRowFirstColumn="0" w:firstRowLastColumn="0" w:lastRowFirstColumn="0" w:lastRowLastColumn="0"/>
+              <w:rPr>
+                <w:rFonts w:ascii="Calibri" w:hAnsi="Calibri" w:cs="Calibri"/>
+              </w:rPr>
+            </w:pPr>
+            <w:r>
+              <w:rPr>
+                <w:rFonts w:ascii="Calibri" w:hAnsi="Calibri" w:cs="Calibri"/>
+              </w:rPr>
+              <w:t>Functional prototypes, low-cost models</w:t>
+            </w:r>
+          </w:p>
+        </w:tc>
+      </w:tr>
+      <w:tr>
+        <w:trPr>
+          <w:cnfStyle w:val="000000100000" w:firstRow="0" w:lastRow="0" w:firstColumn="0" w:lastColumn="0" w:oddVBand="0" w:evenVBand="0" w:oddHBand="1" w:evenHBand="0" w:firstRowFirstColumn="0" w:firstRowLastColumn="0" w:lastRowFirstColumn="0" w:lastRowLastColumn="0"/>
+        </w:trPr>
+        <w:tc>
+          <w:tcPr>
+            <w:cnfStyle w:val="001000000000" w:firstRow="0" w:lastRow="0" w:firstColumn="1" w:lastColumn="0" w:oddVBand="0" w:evenVBand="0" w:oddHBand="0" w:evenHBand="0" w:firstRowFirstColumn="0" w:firstRowLastColumn="0" w:lastRowFirstColumn="0" w:lastRowLastColumn="0"/>
+            <w:tcW w:w="0" w:type="auto"/>
+            <w:hideMark/>
+          </w:tcPr>
+          <w:p>
+            <w:pPr>
+              <w:spacing w:after="160" w:line="259" w:lineRule="auto"/>
+              <w:rPr>
+                <w:rFonts w:ascii="Calibri" w:hAnsi="Calibri" w:cs="Calibri"/>
+              </w:rPr>
+            </w:pPr>
+            <w:r>
+              <w:rPr>
+                <w:rFonts w:ascii="Calibri" w:hAnsi="Calibri" w:cs="Calibri"/>
+              </w:rPr>
+              <w:t>BPM (Ballistic Particle Mfg.)</w:t>
+            </w:r>
+          </w:p>
+        </w:tc>
+        <w:tc>
+          <w:tcPr>
+            <w:tcW w:w="0" w:type="auto"/>
+            <w:hideMark/>
+          </w:tcPr>
+          <w:p>
+            <w:pPr>
+              <w:spacing w:after="160" w:line="259" w:lineRule="auto"/>
+              <w:cnfStyle w:val="000000100000" w:firstRow="0" w:lastRow="0" w:firstColumn="0" w:lastColumn="0" w:oddVBand="0" w:evenVBand="0" w:oddHBand="1" w:evenHBand="0" w:firstRowFirstColumn="0" w:firstRowLastColumn="0" w:lastRowFirstColumn="0" w:lastRowLastColumn="0"/>
+              <w:rPr>
+                <w:rFonts w:ascii="Calibri" w:hAnsi="Calibri" w:cs="Calibri"/>
+              </w:rPr>
+            </w:pPr>
+            <w:r>
+              <w:rPr>
+                <w:rFonts w:ascii="Calibri" w:hAnsi="Calibri" w:cs="Calibri"/>
+              </w:rPr>
+              <w:t xml:space="preserve">Piezo-jet shoots molten </w:t>
+            </w:r>
+            <w:r>
+              <w:rPr>
+                <w:rFonts w:ascii="Calibri" w:hAnsi="Calibri" w:cs="Calibri"/>
+                <w:b/>
+                <w:bCs/>
+              </w:rPr>
+              <w:t>microparticles</w:t>
+            </w:r>
+            <w:r>
+              <w:rPr>
+                <w:rFonts w:ascii="Calibri" w:hAnsi="Calibri" w:cs="Calibri"/>
+              </w:rPr>
+              <w:t xml:space="preserve"> that freeze</w:t>
+            </w:r>
+          </w:p>
+        </w:tc>
+        <w:tc>
+          <w:tcPr>
+            <w:tcW w:w="0" w:type="auto"/>
+            <w:hideMark/>
+          </w:tcPr>
+          <w:p>
+            <w:pPr>
+              <w:spacing w:after="160" w:line="259" w:lineRule="auto"/>
+              <w:cnfStyle w:val="000000100000" w:firstRow="0" w:lastRow="0" w:firstColumn="0" w:lastColumn="0" w:oddVBand="0" w:evenVBand="0" w:oddHBand="1" w:evenHBand="0" w:firstRowFirstColumn="0" w:firstRowLastColumn="0" w:lastRowFirstColumn="0" w:lastRowLastColumn="0"/>
+              <w:rPr>
+                <w:rFonts w:ascii="Calibri" w:hAnsi="Calibri" w:cs="Calibri"/>
+              </w:rPr>
+            </w:pPr>
+            <w:r>
+              <w:rPr>
+                <w:rFonts w:ascii="Calibri" w:hAnsi="Calibri" w:cs="Calibri"/>
+              </w:rPr>
+              <w:t>Thermoplastics</w:t>
+            </w:r>
+          </w:p>
+        </w:tc>
+        <w:tc>
+          <w:tcPr>
+            <w:tcW w:w="0" w:type="auto"/>
+            <w:hideMark/>
+          </w:tcPr>
+          <w:p>
+            <w:pPr>
+              <w:spacing w:after="160" w:line="259" w:lineRule="auto"/>
+              <w:cnfStyle w:val="000000100000" w:firstRow="0" w:lastRow="0" w:firstColumn="0" w:lastColumn="0" w:oddVBand="0" w:evenVBand="0" w:oddHBand="1" w:evenHBand="0" w:firstRowFirstColumn="0" w:firstRowLastColumn="0" w:lastRowFirstColumn="0" w:lastRowLastColumn="0"/>
+              <w:rPr>
+                <w:rFonts w:ascii="Calibri" w:hAnsi="Calibri" w:cs="Calibri"/>
+              </w:rPr>
+            </w:pPr>
+            <w:r>
+              <w:rPr>
+                <w:rFonts w:ascii="Calibri" w:hAnsi="Calibri" w:cs="Calibri"/>
+              </w:rPr>
+              <w:t>Think of tiny droplets sprayed and frozen. White finish only.</w:t>
+            </w:r>
+          </w:p>
+        </w:tc>
+        <w:tc>
+          <w:tcPr>
+            <w:tcW w:w="0" w:type="auto"/>
+            <w:hideMark/>
+          </w:tcPr>
+          <w:p>
+            <w:pPr>
+              <w:spacing w:after="160" w:line="259" w:lineRule="auto"/>
+              <w:cnfStyle w:val="000000100000" w:firstRow="0" w:lastRow="0" w:firstColumn="0" w:lastColumn="0" w:oddVBand="0" w:evenVBand="0" w:oddHBand="1" w:evenHBand="0" w:firstRowFirstColumn="0" w:firstRowLastColumn="0" w:lastRowFirstColumn="0" w:lastRowLastColumn="0"/>
+              <w:rPr>
+                <w:rFonts w:ascii="Calibri" w:hAnsi="Calibri" w:cs="Calibri"/>
+              </w:rPr>
+            </w:pPr>
+            <w:r>
+              <w:rPr>
+                <w:rFonts w:ascii="Calibri" w:hAnsi="Calibri" w:cs="Calibri"/>
+              </w:rPr>
+              <w:t>Experimental prototyping</w:t>
+            </w:r>
+          </w:p>
+        </w:tc>
+      </w:tr>
+      <w:tr>
+        <w:tc>
+          <w:tcPr>
+            <w:cnfStyle w:val="001000000000" w:firstRow="0" w:lastRow="0" w:firstColumn="1" w:lastColumn="0" w:oddVBand="0" w:evenVBand="0" w:oddHBand="0" w:evenHBand="0" w:firstRowFirstColumn="0" w:firstRowLastColumn="0" w:lastRowFirstColumn="0" w:lastRowLastColumn="0"/>
+            <w:tcW w:w="0" w:type="auto"/>
+            <w:hideMark/>
+          </w:tcPr>
+          <w:p>
+            <w:pPr>
+              <w:spacing w:after="160" w:line="259" w:lineRule="auto"/>
+              <w:rPr>
+                <w:rFonts w:ascii="Calibri" w:hAnsi="Calibri" w:cs="Calibri"/>
+              </w:rPr>
+            </w:pPr>
+            <w:r>
+              <w:rPr>
+                <w:rFonts w:ascii="Calibri" w:hAnsi="Calibri" w:cs="Calibri"/>
+              </w:rPr>
+              <w:t>3D Printing (Inkjet-based)</w:t>
+            </w:r>
+          </w:p>
+        </w:tc>
+        <w:tc>
+          <w:tcPr>
+            <w:tcW w:w="0" w:type="auto"/>
+            <w:hideMark/>
+          </w:tcPr>
+          <w:p>
+            <w:pPr>
+              <w:spacing w:after="160" w:line="259" w:lineRule="auto"/>
+              <w:cnfStyle w:val="000000000000" w:firstRow="0" w:lastRow="0" w:firstColumn="0" w:lastColumn="0" w:oddVBand="0" w:evenVBand="0" w:oddHBand="0" w:evenHBand="0" w:firstRowFirstColumn="0" w:firstRowLastColumn="0" w:lastRowFirstColumn="0" w:lastRowLastColumn="0"/>
+              <w:rPr>
+                <w:rFonts w:ascii="Calibri" w:hAnsi="Calibri" w:cs="Calibri"/>
+              </w:rPr>
+            </w:pPr>
+            <w:r>
+              <w:rPr>
+                <w:rFonts w:ascii="Calibri" w:hAnsi="Calibri" w:cs="Calibri"/>
+              </w:rPr>
+              <w:t xml:space="preserve">Multiple inkjets deposit </w:t>
+            </w:r>
+            <w:r>
+              <w:rPr>
+                <w:rFonts w:ascii="Calibri" w:hAnsi="Calibri" w:cs="Calibri"/>
+                <w:b/>
+                <w:bCs/>
+              </w:rPr>
+              <w:t>polymer droplets</w:t>
+            </w:r>
+          </w:p>
+        </w:tc>
+        <w:tc>
+          <w:tcPr>
+            <w:tcW w:w="0" w:type="auto"/>
+            <w:hideMark/>
+          </w:tcPr>
+          <w:p>
+            <w:pPr>
+              <w:spacing w:after="160" w:line="259" w:lineRule="auto"/>
+              <w:cnfStyle w:val="000000000000" w:firstRow="0" w:lastRow="0" w:firstColumn="0" w:lastColumn="0" w:oddVBand="0" w:evenVBand="0" w:oddHBand="0" w:evenHBand="0" w:firstRowFirstColumn="0" w:firstRowLastColumn="0" w:lastRowFirstColumn="0" w:lastRowLastColumn="0"/>
+              <w:rPr>
+                <w:rFonts w:ascii="Calibri" w:hAnsi="Calibri" w:cs="Calibri"/>
+              </w:rPr>
+            </w:pPr>
+            <w:r>
+              <w:rPr>
+                <w:rFonts w:ascii="Calibri" w:hAnsi="Calibri" w:cs="Calibri"/>
+              </w:rPr>
+              <w:t>Thermoplastics</w:t>
+            </w:r>
+          </w:p>
+        </w:tc>
+        <w:tc>
+          <w:tcPr>
+            <w:tcW w:w="0" w:type="auto"/>
+            <w:hideMark/>
+          </w:tcPr>
+          <w:p>
+            <w:pPr>
+              <w:spacing w:after="160" w:line="259" w:lineRule="auto"/>
+              <w:cnfStyle w:val="000000000000" w:firstRow="0" w:lastRow="0" w:firstColumn="0" w:lastColumn="0" w:oddVBand="0" w:evenVBand="0" w:oddHBand="0" w:evenHBand="0" w:firstRowFirstColumn="0" w:firstRowLastColumn="0" w:lastRowFirstColumn="0" w:lastRowLastColumn="0"/>
+              <w:rPr>
+                <w:rFonts w:ascii="Calibri" w:hAnsi="Calibri" w:cs="Calibri"/>
+              </w:rPr>
+            </w:pPr>
+            <w:r>
+              <w:rPr>
+                <w:rFonts w:ascii="Calibri" w:hAnsi="Calibri" w:cs="Calibri"/>
+              </w:rPr>
+              <w:t xml:space="preserve">Uses </w:t>
+            </w:r>
+            <w:r>
+              <w:rPr>
+                <w:rFonts w:ascii="Calibri" w:hAnsi="Calibri" w:cs="Calibri"/>
+                <w:b/>
+                <w:bCs/>
+              </w:rPr>
+              <w:t>inkjet heads</w:t>
+            </w:r>
+            <w:r>
+              <w:rPr>
+                <w:rFonts w:ascii="Calibri" w:hAnsi="Calibri" w:cs="Calibri"/>
+              </w:rPr>
+              <w:t xml:space="preserve"> like a printer. Very fast.</w:t>
+            </w:r>
+          </w:p>
+        </w:tc>
+        <w:tc>
+          <w:tcPr>
+            <w:tcW w:w="0" w:type="auto"/>
+            <w:hideMark/>
+          </w:tcPr>
+          <w:p>
+            <w:pPr>
+              <w:spacing w:after="160" w:line="259" w:lineRule="auto"/>
+              <w:cnfStyle w:val="000000000000" w:firstRow="0" w:lastRow="0" w:firstColumn="0" w:lastColumn="0" w:oddVBand="0" w:evenVBand="0" w:oddHBand="0" w:evenHBand="0" w:firstRowFirstColumn="0" w:firstRowLastColumn="0" w:lastRowFirstColumn="0" w:lastRowLastColumn="0"/>
+              <w:rPr>
+                <w:rFonts w:ascii="Calibri" w:hAnsi="Calibri" w:cs="Calibri"/>
+              </w:rPr>
+            </w:pPr>
+            <w:r>
+              <w:rPr>
+                <w:rFonts w:ascii="Calibri" w:hAnsi="Calibri" w:cs="Calibri"/>
+              </w:rPr>
+              <w:t>Concept models, early visual prototypes</w:t>
             </w:r>
           </w:p>
         </w:tc>
@@ -15703,6 +16962,135 @@
       </w:tblBorders>
     </w:tblPr>
   </w:style>
+  <w:style w:type="character" w:styleId="Hyperlink">
+    <w:name w:val="Hyperlink"/>
+    <w:basedOn w:val="DefaultParagraphFont"/>
+    <w:uiPriority w:val="99"/>
+    <w:unhideWhenUsed/>
+    <w:rsid w:val="00611270"/>
+    <w:rPr>
+      <w:color w:val="467886" w:themeColor="hyperlink"/>
+      <w:u w:val="single"/>
+    </w:rPr>
+  </w:style>
+  <w:style w:type="character" w:styleId="UnresolvedMention">
+    <w:name w:val="Unresolved Mention"/>
+    <w:basedOn w:val="DefaultParagraphFont"/>
+    <w:uiPriority w:val="99"/>
+    <w:semiHidden/>
+    <w:unhideWhenUsed/>
+    <w:rsid w:val="00611270"/>
+    <w:rPr>
+      <w:color w:val="605E5C"/>
+      <w:shd w:val="clear" w:color="auto" w:fill="E1DFDD"/>
+    </w:rPr>
+  </w:style>
+  <w:style w:type="table" w:styleId="GridTable5Dark-Accent4">
+    <w:name w:val="Grid Table 5 Dark Accent 4"/>
+    <w:basedOn w:val="TableNormal"/>
+    <w:uiPriority w:val="50"/>
+    <w:rsid w:val="001C0BEE"/>
+    <w:pPr>
+      <w:spacing w:after="0" w:line="240" w:lineRule="auto"/>
+    </w:pPr>
+    <w:tblPr>
+      <w:tblStyleRowBandSize w:val="1"/>
+      <w:tblStyleColBandSize w:val="1"/>
+      <w:tblBorders>
+        <w:top w:val="single" w:sz="4" w:space="0" w:color="FFFFFF" w:themeColor="background1"/>
+        <w:left w:val="single" w:sz="4" w:space="0" w:color="FFFFFF" w:themeColor="background1"/>
+        <w:bottom w:val="single" w:sz="4" w:space="0" w:color="FFFFFF" w:themeColor="background1"/>
+        <w:right w:val="single" w:sz="4" w:space="0" w:color="FFFFFF" w:themeColor="background1"/>
+        <w:insideH w:val="single" w:sz="4" w:space="0" w:color="FFFFFF" w:themeColor="background1"/>
+        <w:insideV w:val="single" w:sz="4" w:space="0" w:color="FFFFFF" w:themeColor="background1"/>
+      </w:tblBorders>
+    </w:tblPr>
+    <w:tcPr>
+      <w:shd w:val="clear" w:color="auto" w:fill="CAEDFB" w:themeFill="accent4" w:themeFillTint="33"/>
+    </w:tcPr>
+    <w:tblStylePr w:type="firstRow">
+      <w:rPr>
+        <w:b/>
+        <w:bCs/>
+        <w:color w:val="FFFFFF" w:themeColor="background1"/>
+      </w:rPr>
+      <w:tblPr/>
+      <w:tcPr>
+        <w:tcBorders>
+          <w:top w:val="single" w:sz="4" w:space="0" w:color="FFFFFF" w:themeColor="background1"/>
+          <w:left w:val="single" w:sz="4" w:space="0" w:color="FFFFFF" w:themeColor="background1"/>
+          <w:right w:val="single" w:sz="4" w:space="0" w:color="FFFFFF" w:themeColor="background1"/>
+          <w:insideH w:val="nil"/>
+          <w:insideV w:val="nil"/>
+        </w:tcBorders>
+        <w:shd w:val="clear" w:color="auto" w:fill="0F9ED5" w:themeFill="accent4"/>
+      </w:tcPr>
+    </w:tblStylePr>
+    <w:tblStylePr w:type="lastRow">
+      <w:rPr>
+        <w:b/>
+        <w:bCs/>
+        <w:color w:val="FFFFFF" w:themeColor="background1"/>
+      </w:rPr>
+      <w:tblPr/>
+      <w:tcPr>
+        <w:tcBorders>
+          <w:left w:val="single" w:sz="4" w:space="0" w:color="FFFFFF" w:themeColor="background1"/>
+          <w:bottom w:val="single" w:sz="4" w:space="0" w:color="FFFFFF" w:themeColor="background1"/>
+          <w:right w:val="single" w:sz="4" w:space="0" w:color="FFFFFF" w:themeColor="background1"/>
+          <w:insideH w:val="nil"/>
+          <w:insideV w:val="nil"/>
+        </w:tcBorders>
+        <w:shd w:val="clear" w:color="auto" w:fill="0F9ED5" w:themeFill="accent4"/>
+      </w:tcPr>
+    </w:tblStylePr>
+    <w:tblStylePr w:type="firstCol">
+      <w:rPr>
+        <w:b/>
+        <w:bCs/>
+        <w:color w:val="FFFFFF" w:themeColor="background1"/>
+      </w:rPr>
+      <w:tblPr/>
+      <w:tcPr>
+        <w:tcBorders>
+          <w:top w:val="single" w:sz="4" w:space="0" w:color="FFFFFF" w:themeColor="background1"/>
+          <w:left w:val="single" w:sz="4" w:space="0" w:color="FFFFFF" w:themeColor="background1"/>
+          <w:bottom w:val="single" w:sz="4" w:space="0" w:color="FFFFFF" w:themeColor="background1"/>
+          <w:insideV w:val="nil"/>
+        </w:tcBorders>
+        <w:shd w:val="clear" w:color="auto" w:fill="0F9ED5" w:themeFill="accent4"/>
+      </w:tcPr>
+    </w:tblStylePr>
+    <w:tblStylePr w:type="lastCol">
+      <w:rPr>
+        <w:b/>
+        <w:bCs/>
+        <w:color w:val="FFFFFF" w:themeColor="background1"/>
+      </w:rPr>
+      <w:tblPr/>
+      <w:tcPr>
+        <w:tcBorders>
+          <w:top w:val="single" w:sz="4" w:space="0" w:color="FFFFFF" w:themeColor="background1"/>
+          <w:bottom w:val="single" w:sz="4" w:space="0" w:color="FFFFFF" w:themeColor="background1"/>
+          <w:right w:val="single" w:sz="4" w:space="0" w:color="FFFFFF" w:themeColor="background1"/>
+          <w:insideV w:val="nil"/>
+        </w:tcBorders>
+        <w:shd w:val="clear" w:color="auto" w:fill="0F9ED5" w:themeFill="accent4"/>
+      </w:tcPr>
+    </w:tblStylePr>
+    <w:tblStylePr w:type="band1Vert">
+      <w:tblPr/>
+      <w:tcPr>
+        <w:shd w:val="clear" w:color="auto" w:fill="95DCF7" w:themeFill="accent4" w:themeFillTint="66"/>
+      </w:tcPr>
+    </w:tblStylePr>
+    <w:tblStylePr w:type="band1Horz">
+      <w:tblPr/>
+      <w:tcPr>
+        <w:shd w:val="clear" w:color="auto" w:fill="95DCF7" w:themeFill="accent4" w:themeFillTint="66"/>
+      </w:tcPr>
+    </w:tblStylePr>
+  </w:style>
 </w:styles>
 </file>
 
